--- a/src/main/resources/static/internal-sale-gaam-sign-zero.docx
+++ b/src/main/resources/static/internal-sale-gaam-sign-zero.docx
@@ -33,18 +33,18 @@
           <w:szCs w:val="20"/>
         </w:rPr>
       </w:pPr>
-      <w:bookmarkStart w:id="0" w:name="OLE_LINK55"/>
-      <w:bookmarkStart w:id="1" w:name="OLE_LINK47"/>
-      <w:bookmarkStart w:id="2" w:name="OLE_LINK35"/>
-      <w:bookmarkStart w:id="3" w:name="OLE_LINK3"/>
-      <w:bookmarkStart w:id="4" w:name="OLE_LINK57"/>
-      <w:bookmarkStart w:id="5" w:name="OLE_LINK71"/>
-      <w:bookmarkStart w:id="6" w:name="OLE_LINK56"/>
-      <w:bookmarkStart w:id="7" w:name="OLE_LINK70"/>
-      <w:bookmarkStart w:id="8" w:name="OLE_LINK88"/>
-      <w:bookmarkStart w:id="9" w:name="OLE_LINK87"/>
-      <w:bookmarkStart w:id="10" w:name="OLE_LINK4"/>
-      <w:bookmarkStart w:id="11" w:name="OLE_LINK50"/>
+      <w:bookmarkStart w:id="0" w:name="OLE_LINK50"/>
+      <w:bookmarkStart w:id="1" w:name="OLE_LINK56"/>
+      <w:bookmarkStart w:id="2" w:name="OLE_LINK4"/>
+      <w:bookmarkStart w:id="3" w:name="OLE_LINK87"/>
+      <w:bookmarkStart w:id="4" w:name="OLE_LINK88"/>
+      <w:bookmarkStart w:id="5" w:name="OLE_LINK70"/>
+      <w:bookmarkStart w:id="6" w:name="OLE_LINK57"/>
+      <w:bookmarkStart w:id="7" w:name="OLE_LINK3"/>
+      <w:bookmarkStart w:id="8" w:name="OLE_LINK47"/>
+      <w:bookmarkStart w:id="9" w:name="OLE_LINK55"/>
+      <w:bookmarkStart w:id="10" w:name="OLE_LINK35"/>
+      <w:bookmarkStart w:id="11" w:name="OLE_LINK71"/>
       <w:r>
         <w:drawing>
           <wp:anchor behindDoc="1" distT="0" distB="0" distL="0" distR="0" simplePos="0" locked="0" layoutInCell="0" allowOverlap="1" relativeHeight="2">
@@ -142,12 +142,12 @@
           <w:rFonts w:ascii="B Nazanin" w:hAnsi="B Nazanin" w:cs="B Nazanin"/>
         </w:rPr>
       </w:pPr>
-      <w:bookmarkStart w:id="13" w:name="OLE_LINK86"/>
-      <w:bookmarkStart w:id="14" w:name="OLE_LINK80"/>
-      <w:bookmarkStart w:id="15" w:name="_Hlk123718776"/>
-      <w:bookmarkStart w:id="16" w:name="OLE_LINK81"/>
-      <w:bookmarkStart w:id="17" w:name="_Hlk123718996"/>
-      <w:bookmarkStart w:id="18" w:name="OLE_LINK82"/>
+      <w:bookmarkStart w:id="13" w:name="OLE_LINK80"/>
+      <w:bookmarkStart w:id="14" w:name="OLE_LINK82"/>
+      <w:bookmarkStart w:id="15" w:name="_Hlk123718996"/>
+      <w:bookmarkStart w:id="16" w:name="_Hlk123718776"/>
+      <w:bookmarkStart w:id="17" w:name="OLE_LINK86"/>
+      <w:bookmarkStart w:id="18" w:name="OLE_LINK81"/>
       <w:r>
         <w:rPr>
           <w:rFonts w:ascii="B Nazanin" w:hAnsi="B Nazanin" w:cs="B Nazanin"/>
@@ -1486,18 +1486,22 @@
               </w:rPr>
               <w:t xml:space="preserve"> </w:t>
             </w:r>
+            <w:bookmarkStart w:id="29" w:name="__DdeLink__580_1746514103"/>
             <w:r>
               <w:rPr>
                 <w:rFonts w:cs="B Nazanin" w:ascii="B Nazanin" w:hAnsi="B Nazanin"/>
                 <w:b/>
                 <w:bCs/>
                 <w:i w:val="false"/>
+                <w:iCs w:val="false"/>
                 <w:color w:val="000000"/>
-                <w:sz w:val="20"/>
+                <w:sz w:val="24"/>
+                <w:szCs w:val="24"/>
                 <w:shd w:fill="auto" w:val="clear"/>
               </w:rPr>
               <w:t>N_GAM_CERTIFICATE_COUNT</w:t>
             </w:r>
+            <w:bookmarkEnd w:id="29"/>
           </w:p>
           <w:p>
             <w:pPr>

--- a/src/main/resources/static/internal-sale-gaam-sign-zero.docx
+++ b/src/main/resources/static/internal-sale-gaam-sign-zero.docx
@@ -33,18 +33,18 @@
           <w:szCs w:val="20"/>
         </w:rPr>
       </w:pPr>
-      <w:bookmarkStart w:id="0" w:name="OLE_LINK50"/>
-      <w:bookmarkStart w:id="1" w:name="OLE_LINK56"/>
-      <w:bookmarkStart w:id="2" w:name="OLE_LINK4"/>
-      <w:bookmarkStart w:id="3" w:name="OLE_LINK87"/>
-      <w:bookmarkStart w:id="4" w:name="OLE_LINK88"/>
-      <w:bookmarkStart w:id="5" w:name="OLE_LINK70"/>
-      <w:bookmarkStart w:id="6" w:name="OLE_LINK57"/>
-      <w:bookmarkStart w:id="7" w:name="OLE_LINK3"/>
-      <w:bookmarkStart w:id="8" w:name="OLE_LINK47"/>
-      <w:bookmarkStart w:id="9" w:name="OLE_LINK55"/>
-      <w:bookmarkStart w:id="10" w:name="OLE_LINK35"/>
-      <w:bookmarkStart w:id="11" w:name="OLE_LINK71"/>
+      <w:bookmarkStart w:id="0" w:name="OLE_LINK35"/>
+      <w:bookmarkStart w:id="1" w:name="OLE_LINK57"/>
+      <w:bookmarkStart w:id="2" w:name="OLE_LINK71"/>
+      <w:bookmarkStart w:id="3" w:name="OLE_LINK55"/>
+      <w:bookmarkStart w:id="4" w:name="OLE_LINK47"/>
+      <w:bookmarkStart w:id="5" w:name="OLE_LINK3"/>
+      <w:bookmarkStart w:id="6" w:name="OLE_LINK88"/>
+      <w:bookmarkStart w:id="7" w:name="OLE_LINK87"/>
+      <w:bookmarkStart w:id="8" w:name="OLE_LINK56"/>
+      <w:bookmarkStart w:id="9" w:name="OLE_LINK50"/>
+      <w:bookmarkStart w:id="10" w:name="OLE_LINK4"/>
+      <w:bookmarkStart w:id="11" w:name="OLE_LINK70"/>
       <w:r>
         <w:drawing>
           <wp:anchor behindDoc="1" distT="0" distB="0" distL="0" distR="0" simplePos="0" locked="0" layoutInCell="0" allowOverlap="1" relativeHeight="2">
@@ -142,12 +142,12 @@
           <w:rFonts w:ascii="B Nazanin" w:hAnsi="B Nazanin" w:cs="B Nazanin"/>
         </w:rPr>
       </w:pPr>
-      <w:bookmarkStart w:id="13" w:name="OLE_LINK80"/>
-      <w:bookmarkStart w:id="14" w:name="OLE_LINK82"/>
-      <w:bookmarkStart w:id="15" w:name="_Hlk123718996"/>
-      <w:bookmarkStart w:id="16" w:name="_Hlk123718776"/>
-      <w:bookmarkStart w:id="17" w:name="OLE_LINK86"/>
-      <w:bookmarkStart w:id="18" w:name="OLE_LINK81"/>
+      <w:bookmarkStart w:id="13" w:name="OLE_LINK82"/>
+      <w:bookmarkStart w:id="14" w:name="OLE_LINK81"/>
+      <w:bookmarkStart w:id="15" w:name="OLE_LINK86"/>
+      <w:bookmarkStart w:id="16" w:name="_Hlk123718996"/>
+      <w:bookmarkStart w:id="17" w:name="OLE_LINK80"/>
+      <w:bookmarkStart w:id="18" w:name="_Hlk123718776"/>
       <w:r>
         <w:rPr>
           <w:rFonts w:ascii="B Nazanin" w:hAnsi="B Nazanin" w:cs="B Nazanin"/>
@@ -3296,6 +3296,20 @@
               <w:color w:val="000000"/>
             </w:rPr>
           </w:pPr>
+          <w:r>
+            <w:rPr>
+              <w:rFonts w:ascii="IranNastaliq" w:hAnsi="IranNastaliq" w:cs="IranNastaliq"/>
+              <w:b/>
+              <w:b/>
+              <w:bCs/>
+              <w:color w:val="000000"/>
+              <w:sz w:val="32"/>
+              <w:sz w:val="32"/>
+              <w:szCs w:val="32"/>
+              <w:rtl w:val="true"/>
+            </w:rPr>
+            <w:t>پیش فاکتور</w:t>
+          </w:r>
           <w:r>
             <w:rPr>
               <w:rFonts w:ascii="IranNastaliq" w:hAnsi="IranNastaliq" w:cs="IranNastaliq"/>
